--- a/4EPHblN_PyCCKNN_kejs_7/демо/test_input_word.docx
+++ b/4EPHblN_PyCCKNN_kejs_7/демо/test_input_word.docx
@@ -65,11 +65,20 @@
         <w:rPr>
           <w:rFonts w:ascii="Comic Sans MS" w:hAnsi="Comic Sans MS"/>
           <w:b/>
+          <w:sz w:val="36"/>
+          <w:lang w:val="ru-RU"/>
+        </w:rPr>
+        <w:t>разными</w:t>
+      </w:r>
+      <w:r>
+        <w:rPr>
+          <w:rFonts w:ascii="Comic Sans MS" w:hAnsi="Comic Sans MS"/>
+          <w:b/>
           <w:color w:val="FF0000"/>
           <w:sz w:val="36"/>
           <w:lang w:val="ru-RU"/>
         </w:rPr>
-        <w:t xml:space="preserve">разными </w:t>
+        <w:t xml:space="preserve"> </w:t>
       </w:r>
       <w:r>
         <w:rPr>
